--- a/Fase 1/Evidencias Grupales/1.5_GuiaEstudiante_Fase 1_Definicion Proyecto APT.docx
+++ b/Fase 1/Evidencias Grupales/1.5_GuiaEstudiante_Fase 1_Definicion Proyecto APT.docx
@@ -563,38 +563,53 @@
             <w:r>
               <w:rPr>
                 <w:b/>
-                <w:lang w:val="en-US"/>
               </w:rPr>
               <w:t>Esteban Morales</w:t>
             </w:r>
             <w:r>
               <w:rPr>
                 <w:b/>
-                <w:lang w:val="en-US"/>
               </w:rPr>
               <w:t xml:space="preserve">, </w:t>
             </w:r>
             <w:r>
               <w:rPr>
                 <w:b/>
-                <w:lang w:val="en-US"/>
-              </w:rPr>
-              <w:t>Cristian Cuadra</w:t>
+              </w:rPr>
+              <w:t>C</w:t>
             </w:r>
             <w:r>
               <w:rPr>
                 <w:b/>
-                <w:lang w:val="en-US"/>
+              </w:rPr>
+              <w:t>h</w:t>
+            </w:r>
+            <w:r>
+              <w:rPr>
+                <w:b/>
+              </w:rPr>
+              <w:t>ristian Cuadra</w:t>
+            </w:r>
+            <w:r>
+              <w:rPr>
+                <w:b/>
               </w:rPr>
               <w:t xml:space="preserve">, </w:t>
             </w:r>
             <w:r>
               <w:rPr>
                 <w:b/>
-                <w:lang w:val="en-US"/>
-              </w:rPr>
-              <w:t>Felipe Gutierrez</w:t>
-            </w:r>
+              </w:rPr>
+              <w:t xml:space="preserve">Felipe </w:t>
+            </w:r>
+            <w:proofErr w:type="spellStart"/>
+            <w:r>
+              <w:rPr>
+                <w:b/>
+              </w:rPr>
+              <w:t>Gutierrez</w:t>
+            </w:r>
+            <w:proofErr w:type="spellEnd"/>
           </w:p>
         </w:tc>
       </w:tr>
@@ -920,12 +935,14 @@
               <w:rPr>
                 <w:rFonts w:ascii="Calibri" w:hAnsi="Calibri"/>
                 <w:color w:val="1F3864" w:themeColor="accent1" w:themeShade="80"/>
-              </w:rPr>
-            </w:pPr>
-            <w:r>
-              <w:rPr>
-                <w:rFonts w:ascii="Calibri" w:hAnsi="Calibri"/>
-                <w:color w:val="1F3864" w:themeColor="accent1" w:themeShade="80"/>
+                <w:lang w:val="pt-BR"/>
+              </w:rPr>
+            </w:pPr>
+            <w:r>
+              <w:rPr>
+                <w:rFonts w:ascii="Calibri" w:hAnsi="Calibri"/>
+                <w:color w:val="1F3864" w:themeColor="accent1" w:themeShade="80"/>
+                <w:lang w:val="pt-BR"/>
               </w:rPr>
               <w:t>Área (s) de desempeño(s)</w:t>
             </w:r>
@@ -1536,7 +1553,43 @@
                 <w:szCs w:val="20"/>
                 <w:lang w:eastAsia="es-CL"/>
               </w:rPr>
-              <w:t>Como equipo, compartimos interés por el desarrollo de software con impacto real en negocios pequeños y medianos, por trabajar con arquitecturas en la nube y por explorar la aplicación práctica de Inteligencia Artificial en procesos cotidianos de una empresa, más allá de un uso experimental. Desarrollar este proyecto nos permite combinar esos intereses en un caso real, y nos aporta experiencia concreta en construir un producto de software completo — desde el levantamiento con un cliente real hasta su despliegue — que es justamente el tipo de trabajo que buscamos ejercer profesionalmente.</w:t>
+              <w:t>Como equipo, compartimos interés por el desarrollo de software con impacto real en negocios pequeños y medianos, por trabajar con arquitecturas en la nube y por explorar la aplicación práctica de Inteligencia Artificial en procesos cotidianos de una empresa, más allá de un uso experimental. Desarrollar este proyecto nos permite combinar esos intereses en un caso real, y nos aporta experiencia concreta en construir un producto de software completo</w:t>
+            </w:r>
+            <w:r>
+              <w:rPr>
+                <w:rFonts w:ascii="Calibri" w:hAnsi="Calibri" w:cs="Arial"/>
+                <w:sz w:val="20"/>
+                <w:szCs w:val="20"/>
+                <w:lang w:eastAsia="es-CL"/>
+              </w:rPr>
+              <w:t xml:space="preserve">, </w:t>
+            </w:r>
+            <w:r>
+              <w:rPr>
+                <w:rFonts w:ascii="Calibri" w:hAnsi="Calibri" w:cs="Arial"/>
+                <w:sz w:val="20"/>
+                <w:szCs w:val="20"/>
+                <w:lang w:eastAsia="es-CL"/>
+              </w:rPr>
+              <w:t>desde el levantamiento con un cliente real hasta su despliegue</w:t>
+            </w:r>
+            <w:r>
+              <w:rPr>
+                <w:rFonts w:ascii="Calibri" w:hAnsi="Calibri" w:cs="Arial"/>
+                <w:sz w:val="20"/>
+                <w:szCs w:val="20"/>
+                <w:lang w:eastAsia="es-CL"/>
+              </w:rPr>
+              <w:t>,</w:t>
+            </w:r>
+            <w:r>
+              <w:rPr>
+                <w:rFonts w:ascii="Calibri" w:hAnsi="Calibri" w:cs="Arial"/>
+                <w:sz w:val="20"/>
+                <w:szCs w:val="20"/>
+                <w:lang w:eastAsia="es-CL"/>
+              </w:rPr>
+              <w:t xml:space="preserve"> que es justamente el tipo de trabajo que buscamos ejercer profesionalmente.</w:t>
             </w:r>
           </w:p>
         </w:tc>
@@ -1598,16 +1651,7 @@
                 <w:lang w:eastAsia="es-CL"/>
               </w:rPr>
               <w:lastRenderedPageBreak/>
-              <w:t>empresa, más allá de un uso experimental. Desarrollar este proyecto nos permite combinar esos intereses en un caso real, y nos aporta experiencia concreta en construir un producto de software completo — desde el levantamiento con un cliente real hasta su despliegue — que es justamente el tipo de trabajo que buscamos ejercer profesionalmente.</w:t>
-            </w:r>
-            <w:r>
-              <w:rPr>
-                <w:rFonts w:ascii="Calibri" w:hAnsi="Calibri" w:cs="Arial"/>
-                <w:sz w:val="20"/>
-                <w:szCs w:val="20"/>
-                <w:lang w:eastAsia="es-CL"/>
-              </w:rPr>
-              <w:t xml:space="preserve"> </w:t>
+              <w:t xml:space="preserve">empresa, más allá de un uso experimental. Desarrollar este proyecto nos permite combinar esos intereses en un caso real, y nos aporta experiencia concreta en construir un producto de software completo desde el levantamiento con un cliente real hasta su despliegue que es justamente el tipo de trabajo que buscamos ejercer profesionalmente. </w:t>
             </w:r>
             <w:r>
               <w:rPr>
@@ -2477,15 +2521,6 @@
                 <w:lang w:eastAsia="es-CL"/>
               </w:rPr>
             </w:pPr>
-            <w:r>
-              <w:rPr>
-                <w:rFonts w:ascii="Calibri" w:hAnsi="Calibri" w:cs="Arial"/>
-                <w:sz w:val="20"/>
-                <w:szCs w:val="20"/>
-                <w:lang w:eastAsia="es-CL"/>
-              </w:rPr>
-              <w:t xml:space="preserve">[completar con los nombres del equipo] — </w:t>
-            </w:r>
             <w:proofErr w:type="spellStart"/>
             <w:r>
               <w:rPr>
@@ -3976,33 +4011,15 @@
           <w:p>
             <w:pPr>
               <w:jc w:val="center"/>
-            </w:pPr>
-            <w:r>
-              <w:t xml:space="preserve">Google Cloud </w:t>
-            </w:r>
-            <w:proofErr w:type="spellStart"/>
-            <w:r>
-              <w:t>Platform</w:t>
-            </w:r>
-            <w:proofErr w:type="spellEnd"/>
-            <w:r>
-              <w:t xml:space="preserve"> (Cloud Run, Cloud SQL), </w:t>
-            </w:r>
-            <w:proofErr w:type="spellStart"/>
-            <w:r>
-              <w:t>Firebase</w:t>
-            </w:r>
-            <w:proofErr w:type="spellEnd"/>
-            <w:r>
-              <w:t xml:space="preserve"> </w:t>
-            </w:r>
-            <w:proofErr w:type="spellStart"/>
-            <w:r>
-              <w:t>Authentication</w:t>
-            </w:r>
-            <w:proofErr w:type="spellEnd"/>
-            <w:r>
-              <w:t>.</w:t>
+              <w:rPr>
+                <w:lang w:val="en-US"/>
+              </w:rPr>
+            </w:pPr>
+            <w:r>
+              <w:rPr>
+                <w:lang w:val="en-US"/>
+              </w:rPr>
+              <w:t>Google Cloud Platform (Cloud Run, Cloud SQL), Firebase Authentication.</w:t>
             </w:r>
           </w:p>
         </w:tc>
@@ -4016,6 +4033,9 @@
           <w:p>
             <w:pPr>
               <w:jc w:val="both"/>
+              <w:rPr>
+                <w:lang w:val="en-US"/>
+              </w:rPr>
             </w:pPr>
           </w:p>
           <w:p>
@@ -4719,6 +4739,9 @@
         </w:rPr>
       </w:pPr>
       <w:r>
+        <w:rPr>
+          <w:noProof/>
+        </w:rPr>
         <w:lastRenderedPageBreak/>
         <w:drawing>
           <wp:anchor distT="0" distB="0" distL="114300" distR="114300" simplePos="0" relativeHeight="251660288" behindDoc="0" locked="0" layoutInCell="1" allowOverlap="1" wp14:anchorId="2190636B" wp14:editId="723A60AF">
@@ -5916,6 +5939,7 @@
   <w:style w:type="character" w:default="1" w:styleId="Fuentedeprrafopredeter">
     <w:name w:val="Default Paragraph Font"/>
     <w:uiPriority w:val="1"/>
+    <w:semiHidden/>
     <w:unhideWhenUsed/>
   </w:style>
   <w:style w:type="table" w:default="1" w:styleId="Tablanormal">
@@ -6499,21 +6523,6 @@
 </file>
 
 <file path=customXml/item1.xml><?xml version="1.0" encoding="utf-8"?>
-<p:properties xmlns:p="http://schemas.microsoft.com/office/2006/metadata/properties" xmlns:xsi="http://www.w3.org/2001/XMLSchema-instance" xmlns:pc="http://schemas.microsoft.com/office/infopath/2007/PartnerControls">
-  <documentManagement/>
-</p:properties>
-</file>
-
-<file path=customXml/item2.xml><?xml version="1.0" encoding="utf-8"?>
-<?mso-contentType ?>
-<FormTemplates xmlns="http://schemas.microsoft.com/sharepoint/v3/contenttype/forms">
-  <Display>DocumentLibraryForm</Display>
-  <Edit>DocumentLibraryForm</Edit>
-  <New>DocumentLibraryForm</New>
-</FormTemplates>
-</file>
-
-<file path=customXml/item3.xml><?xml version="1.0" encoding="utf-8"?>
 <ct:contentTypeSchema xmlns:ct="http://schemas.microsoft.com/office/2006/metadata/contentType" xmlns:ma="http://schemas.microsoft.com/office/2006/metadata/properties/metaAttributes" ct:_="" ma:_="" ma:contentTypeName="Documento" ma:contentTypeID="0x010100E96778489EE7714D8BD12CC105EB918B" ma:contentTypeVersion="2" ma:contentTypeDescription="Crear nuevo documento." ma:contentTypeScope="" ma:versionID="416c5c7ae9b5d54d83875cd3c65194e3">
   <xsd:schema xmlns:xsd="http://www.w3.org/2001/XMLSchema" xmlns:xs="http://www.w3.org/2001/XMLSchema" xmlns:p="http://schemas.microsoft.com/office/2006/metadata/properties" xmlns:ns2="126e8a1c-9ea9-435a-ac89-d06c80d62e30" targetNamespace="http://schemas.microsoft.com/office/2006/metadata/properties" ma:root="true" ma:fieldsID="70a237c842677bd850644f8595079f5e" ns2:_="">
     <xsd:import namespace="126e8a1c-9ea9-435a-ac89-d06c80d62e30"/>
@@ -6645,24 +6654,22 @@
 </ct:contentTypeSchema>
 </file>
 
-<file path=customXml/itemProps1.xml><?xml version="1.0" encoding="utf-8"?>
-<ds:datastoreItem xmlns:ds="http://schemas.openxmlformats.org/officeDocument/2006/customXml" ds:itemID="{38174882-579A-45DC-A704-C035A9357F73}">
-  <ds:schemaRefs>
-    <ds:schemaRef ds:uri="http://schemas.microsoft.com/office/2006/metadata/properties"/>
-    <ds:schemaRef ds:uri="http://schemas.microsoft.com/office/infopath/2007/PartnerControls"/>
-  </ds:schemaRefs>
-</ds:datastoreItem>
+<file path=customXml/item2.xml><?xml version="1.0" encoding="utf-8"?>
+<?mso-contentType ?>
+<FormTemplates xmlns="http://schemas.microsoft.com/sharepoint/v3/contenttype/forms">
+  <Display>DocumentLibraryForm</Display>
+  <Edit>DocumentLibraryForm</Edit>
+  <New>DocumentLibraryForm</New>
+</FormTemplates>
 </file>
 
-<file path=customXml/itemProps2.xml><?xml version="1.0" encoding="utf-8"?>
-<ds:datastoreItem xmlns:ds="http://schemas.openxmlformats.org/officeDocument/2006/customXml" ds:itemID="{F3E3E2F7-59E7-4722-B872-D023DC9D1CC1}">
-  <ds:schemaRefs>
-    <ds:schemaRef ds:uri="http://schemas.microsoft.com/sharepoint/v3/contenttype/forms"/>
-  </ds:schemaRefs>
-</ds:datastoreItem>
+<file path=customXml/item3.xml><?xml version="1.0" encoding="utf-8"?>
+<p:properties xmlns:p="http://schemas.microsoft.com/office/2006/metadata/properties" xmlns:xsi="http://www.w3.org/2001/XMLSchema-instance" xmlns:pc="http://schemas.microsoft.com/office/infopath/2007/PartnerControls">
+  <documentManagement/>
+</p:properties>
 </file>
 
-<file path=customXml/itemProps3.xml><?xml version="1.0" encoding="utf-8"?>
+<file path=customXml/itemProps1.xml><?xml version="1.0" encoding="utf-8"?>
 <ds:datastoreItem xmlns:ds="http://schemas.openxmlformats.org/officeDocument/2006/customXml" ds:itemID="{7C9B9CFF-B258-43B4-948A-968A031773F5}">
   <ds:schemaRefs>
     <ds:schemaRef ds:uri="http://schemas.microsoft.com/office/2006/metadata/contentType"/>
@@ -6678,4 +6685,21 @@
     <ds:schemaRef ds:uri="http://schemas.microsoft.com/internal/obd"/>
   </ds:schemaRefs>
 </ds:datastoreItem>
+</file>
+
+<file path=customXml/itemProps2.xml><?xml version="1.0" encoding="utf-8"?>
+<ds:datastoreItem xmlns:ds="http://schemas.openxmlformats.org/officeDocument/2006/customXml" ds:itemID="{F3E3E2F7-59E7-4722-B872-D023DC9D1CC1}">
+  <ds:schemaRefs>
+    <ds:schemaRef ds:uri="http://schemas.microsoft.com/sharepoint/v3/contenttype/forms"/>
+  </ds:schemaRefs>
+</ds:datastoreItem>
+</file>
+
+<file path=customXml/itemProps3.xml><?xml version="1.0" encoding="utf-8"?>
+<ds:datastoreItem xmlns:ds="http://schemas.openxmlformats.org/officeDocument/2006/customXml" ds:itemID="{38174882-579A-45DC-A704-C035A9357F73}">
+  <ds:schemaRefs>
+    <ds:schemaRef ds:uri="http://schemas.microsoft.com/office/2006/metadata/properties"/>
+    <ds:schemaRef ds:uri="http://schemas.microsoft.com/office/infopath/2007/PartnerControls"/>
+  </ds:schemaRefs>
+</ds:datastoreItem>
 </file>